--- a/bot_leo/modelo.docx
+++ b/bot_leo/modelo.docx
@@ -170,7 +170,7 @@
                 <w:sz w:val="24"/>
                 <w:szCs w:val="24"/>
               </w:rPr>
-              <w:t>NOME DO PROCEDIMENTO SOLICITADO</w:t>
+              <w:t>{{PROCEDIMENTO}}</w:t>
             </w:r>
           </w:p>
           <w:p>
@@ -457,7 +457,7 @@
                 <w:sz w:val="24"/>
                 <w:szCs w:val="24"/>
               </w:rPr>
-              <w:t>NOME DO PROCEDIMENTO SOLICITADO</w:t>
+              <w:t>{{PROCEDIMENTO}}</w:t>
             </w:r>
           </w:p>
           <w:p>
@@ -1039,267 +1039,287 @@
           <w:sz w:val="24"/>
           <w:szCs w:val="24"/>
         </w:rPr>
+        <w:t>{{PACIENTE}}</w:t>
+      </w:r>
+      <w:r>
+        <w:rPr>
+          <w:rFonts w:ascii="Segoe UI" w:hAnsi="Segoe UI" w:cs="Segoe UI"/>
+          <w:color w:val="FF0000"/>
+          <w:sz w:val="24"/>
+          <w:szCs w:val="24"/>
+        </w:rPr>
+        <w:t xml:space="preserve"> </w:t>
+      </w:r>
+      <w:r>
+        <w:rPr>
+          <w:rFonts w:ascii="Segoe UI" w:hAnsi="Segoe UI" w:cs="Segoe UI"/>
+          <w:sz w:val="24"/>
+          <w:szCs w:val="24"/>
+        </w:rPr>
+        <w:t>(nascid</w:t>
+      </w:r>
+      <w:r>
+        <w:rPr>
+          <w:rFonts w:ascii="Segoe UI" w:hAnsi="Segoe UI" w:cs="Segoe UI"/>
+          <w:color w:val="FF0000"/>
+          <w:sz w:val="24"/>
+          <w:szCs w:val="24"/>
+        </w:rPr>
+        <w:t>o/a</w:t>
+      </w:r>
+      <w:r>
+        <w:rPr>
+          <w:rFonts w:ascii="Segoe UI" w:hAnsi="Segoe UI" w:cs="Segoe UI"/>
+          <w:sz w:val="24"/>
+          <w:szCs w:val="24"/>
+        </w:rPr>
+        <w:t xml:space="preserve"> no dia </w:t>
+      </w:r>
+      <w:r>
+        <w:rPr>
+          <w:rFonts w:ascii="Segoe UI" w:hAnsi="Segoe UI" w:cs="Segoe UI"/>
+          <w:color w:val="FF0000"/>
+          <w:sz w:val="24"/>
+          <w:szCs w:val="24"/>
+        </w:rPr>
+        <w:t>{{NASCIMENTO}}</w:t>
+      </w:r>
+      <w:r>
+        <w:rPr>
+          <w:rFonts w:ascii="Segoe UI" w:hAnsi="Segoe UI" w:cs="Segoe UI"/>
+          <w:sz w:val="24"/>
+          <w:szCs w:val="24"/>
+        </w:rPr>
+        <w:t xml:space="preserve">- </w:t>
+      </w:r>
+      <w:r>
+        <w:rPr>
+          <w:rFonts w:ascii="Segoe UI" w:hAnsi="Segoe UI" w:cs="Segoe UI"/>
+          <w:color w:val="FF0000"/>
+          <w:sz w:val="24"/>
+          <w:szCs w:val="24"/>
+        </w:rPr>
+        <w:t>{{IDADE}}</w:t>
+      </w:r>
+      <w:r>
+        <w:rPr>
+          <w:rFonts w:ascii="Segoe UI" w:hAnsi="Segoe UI" w:cs="Segoe UI"/>
+          <w:color w:val="FF0000"/>
+          <w:sz w:val="24"/>
+          <w:szCs w:val="24"/>
+        </w:rPr>
+        <w:t xml:space="preserve"> </w:t>
+      </w:r>
+      <w:r>
+        <w:rPr>
+          <w:rFonts w:ascii="Segoe UI" w:hAnsi="Segoe UI" w:cs="Segoe UI"/>
+          <w:sz w:val="24"/>
+          <w:szCs w:val="24"/>
+        </w:rPr>
+        <w:t xml:space="preserve">anos de idade); nacionalidade: </w:t>
+      </w:r>
+      <w:r>
+        <w:rPr>
+          <w:rFonts w:ascii="Segoe UI" w:hAnsi="Segoe UI" w:cs="Segoe UI"/>
+          <w:color w:val="FF0000"/>
+          <w:sz w:val="24"/>
+          <w:szCs w:val="24"/>
+        </w:rPr>
+        <w:t>{{NACIONALIDADE}}</w:t>
+      </w:r>
+      <w:r>
+        <w:rPr>
+          <w:rFonts w:ascii="Segoe UI" w:hAnsi="Segoe UI" w:cs="Segoe UI"/>
+          <w:color w:val="FF0000"/>
+          <w:sz w:val="24"/>
+          <w:szCs w:val="24"/>
+        </w:rPr>
+        <w:t>;</w:t>
+      </w:r>
+      <w:r>
+        <w:rPr>
+          <w:rFonts w:ascii="Segoe UI" w:hAnsi="Segoe UI" w:cs="Segoe UI"/>
+          <w:sz w:val="24"/>
+          <w:szCs w:val="24"/>
+        </w:rPr>
+        <w:t xml:space="preserve"> estado civil:</w:t>
+      </w:r>
+      <w:r>
+        <w:rPr>
+          <w:rFonts w:ascii="Segoe UI" w:hAnsi="Segoe UI" w:cs="Segoe UI"/>
+          <w:color w:val="FF0000"/>
+          <w:sz w:val="24"/>
+          <w:szCs w:val="24"/>
+        </w:rPr>
+        <w:t>_</w:t>
+      </w:r>
+      <w:r>
+        <w:rPr>
+          <w:rFonts w:ascii="Segoe UI" w:hAnsi="Segoe UI" w:cs="Segoe UI"/>
+          <w:sz w:val="24"/>
+          <w:szCs w:val="24"/>
+        </w:rPr>
+        <w:t xml:space="preserve">; profissão: </w:t>
+      </w:r>
+      <w:r>
+        <w:rPr>
+          <w:rFonts w:ascii="Segoe UI" w:hAnsi="Segoe UI" w:cs="Segoe UI"/>
+          <w:color w:val="FF0000"/>
+          <w:sz w:val="24"/>
+          <w:szCs w:val="24"/>
+        </w:rPr>
+        <w:t>_</w:t>
+      </w:r>
+      <w:r>
+        <w:rPr>
+          <w:rFonts w:ascii="Segoe UI" w:hAnsi="Segoe UI" w:cs="Segoe UI"/>
+          <w:sz w:val="24"/>
+          <w:szCs w:val="24"/>
+        </w:rPr>
+        <w:t>; filiação: filh</w:t>
+      </w:r>
+      <w:r>
+        <w:rPr>
+          <w:rFonts w:ascii="Segoe UI" w:hAnsi="Segoe UI" w:cs="Segoe UI"/>
+          <w:color w:val="FF0000"/>
+          <w:sz w:val="24"/>
+          <w:szCs w:val="24"/>
+        </w:rPr>
+        <w:t>o/a</w:t>
+      </w:r>
+      <w:r>
+        <w:rPr>
+          <w:rFonts w:ascii="Segoe UI" w:hAnsi="Segoe UI" w:cs="Segoe UI"/>
+          <w:sz w:val="24"/>
+          <w:szCs w:val="24"/>
+        </w:rPr>
+        <w:t xml:space="preserve"> de</w:t>
+      </w:r>
+      <w:r>
+        <w:rPr>
+          <w:rFonts w:ascii="Segoe UI" w:hAnsi="Segoe UI" w:cs="Segoe UI"/>
+          <w:color w:val="FF0000"/>
+          <w:sz w:val="24"/>
+          <w:szCs w:val="24"/>
+        </w:rPr>
+        <w:t xml:space="preserve"> </w:t>
+      </w:r>
+      <w:r>
+        <w:rPr>
+          <w:rFonts w:ascii="Segoe UI" w:hAnsi="Segoe UI" w:cs="Segoe UI"/>
+          <w:color w:val="FF0000"/>
+          <w:sz w:val="24"/>
+          <w:szCs w:val="24"/>
+        </w:rPr>
+        <w:t>{{MAE}}</w:t>
+      </w:r>
+      <w:r>
+        <w:rPr>
+          <w:rFonts w:ascii="Segoe UI" w:hAnsi="Segoe UI" w:cs="Segoe UI"/>
+          <w:color w:val="FF0000"/>
+          <w:sz w:val="24"/>
+          <w:szCs w:val="24"/>
+        </w:rPr>
+        <w:t xml:space="preserve"> </w:t>
+      </w:r>
+      <w:r>
+        <w:rPr>
+          <w:rFonts w:ascii="Segoe UI" w:hAnsi="Segoe UI" w:cs="Segoe UI"/>
+          <w:sz w:val="24"/>
+          <w:szCs w:val="24"/>
+        </w:rPr>
+        <w:t>e de</w:t>
+      </w:r>
+      <w:r>
+        <w:rPr>
+          <w:rFonts w:ascii="Segoe UI" w:hAnsi="Segoe UI" w:cs="Segoe UI"/>
+          <w:color w:val="FF0000"/>
+          <w:sz w:val="24"/>
+          <w:szCs w:val="24"/>
+        </w:rPr>
+        <w:t xml:space="preserve"> _</w:t>
+      </w:r>
+      <w:r>
+        <w:rPr>
+          <w:rFonts w:ascii="Segoe UI" w:hAnsi="Segoe UI" w:cs="Segoe UI"/>
+          <w:sz w:val="24"/>
+          <w:szCs w:val="24"/>
+        </w:rPr>
+        <w:t xml:space="preserve">; titular do CPF n. </w:t>
+      </w:r>
+      <w:r>
+        <w:rPr>
+          <w:rFonts w:ascii="Segoe UI" w:hAnsi="Segoe UI" w:cs="Segoe UI"/>
+          <w:color w:val="FF0000"/>
+          <w:sz w:val="24"/>
+          <w:szCs w:val="24"/>
+        </w:rPr>
+        <w:t>_</w:t>
+      </w:r>
+      <w:r>
+        <w:rPr>
+          <w:rFonts w:ascii="Segoe UI" w:hAnsi="Segoe UI" w:cs="Segoe UI"/>
+          <w:sz w:val="24"/>
+          <w:szCs w:val="24"/>
+        </w:rPr>
+        <w:t xml:space="preserve"> e do Documento de Identidade n. </w:t>
+      </w:r>
+      <w:r>
+        <w:rPr>
+          <w:rFonts w:ascii="Segoe UI" w:hAnsi="Segoe UI" w:cs="Segoe UI"/>
+          <w:color w:val="FF0000"/>
+          <w:sz w:val="24"/>
+          <w:szCs w:val="24"/>
+        </w:rPr>
+        <w:t>_</w:t>
+      </w:r>
+      <w:r>
+        <w:rPr>
+          <w:rFonts w:ascii="Segoe UI" w:hAnsi="Segoe UI" w:cs="Segoe UI"/>
+          <w:sz w:val="24"/>
+          <w:szCs w:val="24"/>
+        </w:rPr>
+        <w:t xml:space="preserve"> SSP-</w:t>
+      </w:r>
+      <w:r>
+        <w:rPr>
+          <w:rFonts w:ascii="Segoe UI" w:hAnsi="Segoe UI" w:cs="Segoe UI"/>
+          <w:color w:val="FF0000"/>
+          <w:sz w:val="24"/>
+          <w:szCs w:val="24"/>
+        </w:rPr>
+        <w:t>DF</w:t>
+      </w:r>
+      <w:r>
+        <w:rPr>
+          <w:rFonts w:ascii="Segoe UI" w:hAnsi="Segoe UI" w:cs="Segoe UI"/>
+          <w:sz w:val="24"/>
+          <w:szCs w:val="24"/>
+        </w:rPr>
+        <w:t xml:space="preserve">; </w:t>
+      </w:r>
+      <w:r>
+        <w:rPr>
+          <w:rFonts w:ascii="Segoe UI" w:hAnsi="Segoe UI" w:cs="Segoe UI"/>
+          <w:b/>
+          <w:bCs/>
+          <w:color w:val="FF0000"/>
+          <w:sz w:val="24"/>
+          <w:szCs w:val="24"/>
+        </w:rPr>
+        <w:t xml:space="preserve">representado/a por sua/seu genitora/genitor, </w:t>
+      </w:r>
+      <w:r>
+        <w:rPr>
+          <w:rFonts w:ascii="Segoe UI" w:hAnsi="Segoe UI" w:cs="Segoe UI"/>
+          <w:b/>
+          <w:bCs/>
+          <w:color w:val="FF0000"/>
+          <w:sz w:val="24"/>
+          <w:szCs w:val="24"/>
+        </w:rPr>
         <w:lastRenderedPageBreak/>
-        <w:t>{{PACIENTE}}</w:t>
-      </w:r>
-      <w:r>
-        <w:rPr>
-          <w:rFonts w:ascii="Segoe UI" w:hAnsi="Segoe UI" w:cs="Segoe UI"/>
-          <w:color w:val="FF0000"/>
-          <w:sz w:val="24"/>
-          <w:szCs w:val="24"/>
-        </w:rPr>
-        <w:t xml:space="preserve"> </w:t>
-      </w:r>
-      <w:r>
-        <w:rPr>
-          <w:rFonts w:ascii="Segoe UI" w:hAnsi="Segoe UI" w:cs="Segoe UI"/>
-          <w:sz w:val="24"/>
-          <w:szCs w:val="24"/>
-        </w:rPr>
-        <w:t>(nascid</w:t>
-      </w:r>
-      <w:r>
-        <w:rPr>
-          <w:rFonts w:ascii="Segoe UI" w:hAnsi="Segoe UI" w:cs="Segoe UI"/>
-          <w:color w:val="FF0000"/>
-          <w:sz w:val="24"/>
-          <w:szCs w:val="24"/>
-        </w:rPr>
-        <w:t>o/a</w:t>
-      </w:r>
-      <w:r>
-        <w:rPr>
-          <w:rFonts w:ascii="Segoe UI" w:hAnsi="Segoe UI" w:cs="Segoe UI"/>
-          <w:sz w:val="24"/>
-          <w:szCs w:val="24"/>
-        </w:rPr>
-        <w:t xml:space="preserve"> no dia </w:t>
-      </w:r>
-      <w:r>
-        <w:rPr>
-          <w:rFonts w:ascii="Segoe UI" w:hAnsi="Segoe UI" w:cs="Segoe UI"/>
-          <w:color w:val="FF0000"/>
-          <w:sz w:val="24"/>
-          <w:szCs w:val="24"/>
-        </w:rPr>
-        <w:t>{{NASCIMENTO}}</w:t>
-      </w:r>
-      <w:r>
-        <w:rPr>
-          <w:rFonts w:ascii="Segoe UI" w:hAnsi="Segoe UI" w:cs="Segoe UI"/>
-          <w:sz w:val="24"/>
-          <w:szCs w:val="24"/>
-        </w:rPr>
-        <w:t xml:space="preserve">- </w:t>
-      </w:r>
-      <w:r>
-        <w:rPr>
-          <w:rFonts w:ascii="Segoe UI" w:hAnsi="Segoe UI" w:cs="Segoe UI"/>
-          <w:color w:val="FF0000"/>
-          <w:sz w:val="24"/>
-          <w:szCs w:val="24"/>
-        </w:rPr>
-        <w:t xml:space="preserve">_ </w:t>
-      </w:r>
-      <w:r>
-        <w:rPr>
-          <w:rFonts w:ascii="Segoe UI" w:hAnsi="Segoe UI" w:cs="Segoe UI"/>
-          <w:sz w:val="24"/>
-          <w:szCs w:val="24"/>
-        </w:rPr>
-        <w:t xml:space="preserve">anos de idade); nacionalidade: </w:t>
-      </w:r>
-      <w:r>
-        <w:rPr>
-          <w:rFonts w:ascii="Segoe UI" w:hAnsi="Segoe UI" w:cs="Segoe UI"/>
-          <w:color w:val="FF0000"/>
-          <w:sz w:val="24"/>
-          <w:szCs w:val="24"/>
-        </w:rPr>
-        <w:t>{{NACIONALIDADE}}</w:t>
-      </w:r>
-      <w:r>
-        <w:rPr>
-          <w:rFonts w:ascii="Segoe UI" w:hAnsi="Segoe UI" w:cs="Segoe UI"/>
-          <w:color w:val="FF0000"/>
-          <w:sz w:val="24"/>
-          <w:szCs w:val="24"/>
-        </w:rPr>
-        <w:t>;</w:t>
-      </w:r>
-      <w:r>
-        <w:rPr>
-          <w:rFonts w:ascii="Segoe UI" w:hAnsi="Segoe UI" w:cs="Segoe UI"/>
-          <w:sz w:val="24"/>
-          <w:szCs w:val="24"/>
-        </w:rPr>
-        <w:t xml:space="preserve"> estado civil:</w:t>
-      </w:r>
-      <w:r>
-        <w:rPr>
-          <w:rFonts w:ascii="Segoe UI" w:hAnsi="Segoe UI" w:cs="Segoe UI"/>
-          <w:color w:val="FF0000"/>
-          <w:sz w:val="24"/>
-          <w:szCs w:val="24"/>
-        </w:rPr>
-        <w:t>_</w:t>
-      </w:r>
-      <w:r>
-        <w:rPr>
-          <w:rFonts w:ascii="Segoe UI" w:hAnsi="Segoe UI" w:cs="Segoe UI"/>
-          <w:sz w:val="24"/>
-          <w:szCs w:val="24"/>
-        </w:rPr>
-        <w:t xml:space="preserve">; profissão: </w:t>
-      </w:r>
-      <w:r>
-        <w:rPr>
-          <w:rFonts w:ascii="Segoe UI" w:hAnsi="Segoe UI" w:cs="Segoe UI"/>
-          <w:color w:val="FF0000"/>
-          <w:sz w:val="24"/>
-          <w:szCs w:val="24"/>
-        </w:rPr>
-        <w:t>_</w:t>
-      </w:r>
-      <w:r>
-        <w:rPr>
-          <w:rFonts w:ascii="Segoe UI" w:hAnsi="Segoe UI" w:cs="Segoe UI"/>
-          <w:sz w:val="24"/>
-          <w:szCs w:val="24"/>
-        </w:rPr>
-        <w:t>; filiação: filh</w:t>
-      </w:r>
-      <w:r>
-        <w:rPr>
-          <w:rFonts w:ascii="Segoe UI" w:hAnsi="Segoe UI" w:cs="Segoe UI"/>
-          <w:color w:val="FF0000"/>
-          <w:sz w:val="24"/>
-          <w:szCs w:val="24"/>
-        </w:rPr>
-        <w:t>o/a</w:t>
-      </w:r>
-      <w:r>
-        <w:rPr>
-          <w:rFonts w:ascii="Segoe UI" w:hAnsi="Segoe UI" w:cs="Segoe UI"/>
-          <w:sz w:val="24"/>
-          <w:szCs w:val="24"/>
-        </w:rPr>
-        <w:t xml:space="preserve"> de</w:t>
-      </w:r>
-      <w:r>
-        <w:rPr>
-          <w:rFonts w:ascii="Segoe UI" w:hAnsi="Segoe UI" w:cs="Segoe UI"/>
-          <w:color w:val="FF0000"/>
-          <w:sz w:val="24"/>
-          <w:szCs w:val="24"/>
-        </w:rPr>
-        <w:t xml:space="preserve"> </w:t>
-      </w:r>
-      <w:r>
-        <w:rPr>
-          <w:rFonts w:ascii="Segoe UI" w:hAnsi="Segoe UI" w:cs="Segoe UI"/>
-          <w:color w:val="FF0000"/>
-          <w:sz w:val="24"/>
-          <w:szCs w:val="24"/>
-        </w:rPr>
-        <w:t>{{MAE}}</w:t>
-      </w:r>
-      <w:r>
-        <w:rPr>
-          <w:rFonts w:ascii="Segoe UI" w:hAnsi="Segoe UI" w:cs="Segoe UI"/>
-          <w:color w:val="FF0000"/>
-          <w:sz w:val="24"/>
-          <w:szCs w:val="24"/>
-        </w:rPr>
-        <w:t xml:space="preserve"> </w:t>
-      </w:r>
-      <w:r>
-        <w:rPr>
-          <w:rFonts w:ascii="Segoe UI" w:hAnsi="Segoe UI" w:cs="Segoe UI"/>
-          <w:sz w:val="24"/>
-          <w:szCs w:val="24"/>
-        </w:rPr>
-        <w:t>e de</w:t>
-      </w:r>
-      <w:r>
-        <w:rPr>
-          <w:rFonts w:ascii="Segoe UI" w:hAnsi="Segoe UI" w:cs="Segoe UI"/>
-          <w:color w:val="FF0000"/>
-          <w:sz w:val="24"/>
-          <w:szCs w:val="24"/>
-        </w:rPr>
-        <w:t xml:space="preserve"> _</w:t>
-      </w:r>
-      <w:r>
-        <w:rPr>
-          <w:rFonts w:ascii="Segoe UI" w:hAnsi="Segoe UI" w:cs="Segoe UI"/>
-          <w:sz w:val="24"/>
-          <w:szCs w:val="24"/>
-        </w:rPr>
-        <w:t xml:space="preserve">; titular do CPF n. </w:t>
-      </w:r>
-      <w:r>
-        <w:rPr>
-          <w:rFonts w:ascii="Segoe UI" w:hAnsi="Segoe UI" w:cs="Segoe UI"/>
-          <w:color w:val="FF0000"/>
-          <w:sz w:val="24"/>
-          <w:szCs w:val="24"/>
-        </w:rPr>
-        <w:t>_</w:t>
-      </w:r>
-      <w:r>
-        <w:rPr>
-          <w:rFonts w:ascii="Segoe UI" w:hAnsi="Segoe UI" w:cs="Segoe UI"/>
-          <w:sz w:val="24"/>
-          <w:szCs w:val="24"/>
-        </w:rPr>
-        <w:t xml:space="preserve"> e do Documento de Identidade n. </w:t>
-      </w:r>
-      <w:r>
-        <w:rPr>
-          <w:rFonts w:ascii="Segoe UI" w:hAnsi="Segoe UI" w:cs="Segoe UI"/>
-          <w:color w:val="FF0000"/>
-          <w:sz w:val="24"/>
-          <w:szCs w:val="24"/>
-        </w:rPr>
-        <w:t>_</w:t>
-      </w:r>
-      <w:r>
-        <w:rPr>
-          <w:rFonts w:ascii="Segoe UI" w:hAnsi="Segoe UI" w:cs="Segoe UI"/>
-          <w:sz w:val="24"/>
-          <w:szCs w:val="24"/>
-        </w:rPr>
-        <w:t xml:space="preserve"> SSP-</w:t>
-      </w:r>
-      <w:r>
-        <w:rPr>
-          <w:rFonts w:ascii="Segoe UI" w:hAnsi="Segoe UI" w:cs="Segoe UI"/>
-          <w:color w:val="FF0000"/>
-          <w:sz w:val="24"/>
-          <w:szCs w:val="24"/>
-        </w:rPr>
-        <w:t>DF</w:t>
-      </w:r>
-      <w:r>
-        <w:rPr>
-          <w:rFonts w:ascii="Segoe UI" w:hAnsi="Segoe UI" w:cs="Segoe UI"/>
-          <w:sz w:val="24"/>
-          <w:szCs w:val="24"/>
-        </w:rPr>
-        <w:t xml:space="preserve">; </w:t>
-      </w:r>
-      <w:r>
-        <w:rPr>
-          <w:rFonts w:ascii="Segoe UI" w:hAnsi="Segoe UI" w:cs="Segoe UI"/>
-          <w:b/>
-          <w:bCs/>
-          <w:color w:val="FF0000"/>
-          <w:sz w:val="24"/>
-          <w:szCs w:val="24"/>
-        </w:rPr>
-        <w:t>representado/a por sua/seu genitora/genitor, Nome</w:t>
+        <w:t>Nome</w:t>
       </w:r>
       <w:r>
         <w:rPr>
@@ -2371,31 +2391,7 @@
                 <w:sz w:val="24"/>
                 <w:szCs w:val="24"/>
               </w:rPr>
-              <w:t>{{</w:t>
-            </w:r>
-            <w:proofErr w:type="gramStart"/>
-            <w:r>
-              <w:rPr>
-                <w:rFonts w:ascii="Segoe UI" w:hAnsi="Segoe UI" w:cs="Segoe UI"/>
-                <w:b/>
-                <w:bCs/>
-                <w:color w:val="FF0000"/>
-                <w:sz w:val="24"/>
-                <w:szCs w:val="24"/>
-              </w:rPr>
-              <w:t>MEDICO</w:t>
-            </w:r>
-            <w:proofErr w:type="gramEnd"/>
-            <w:r>
-              <w:rPr>
-                <w:rFonts w:ascii="Segoe UI" w:hAnsi="Segoe UI" w:cs="Segoe UI"/>
-                <w:b/>
-                <w:bCs/>
-                <w:color w:val="FF0000"/>
-                <w:sz w:val="24"/>
-                <w:szCs w:val="24"/>
-              </w:rPr>
-              <w:t xml:space="preserve">}} </w:t>
+              <w:t xml:space="preserve">{{MEDICO}} </w:t>
             </w:r>
             <w:r>
               <w:rPr>
@@ -2509,7 +2505,6 @@
                 <w:sz w:val="24"/>
                 <w:szCs w:val="24"/>
               </w:rPr>
-              <w:lastRenderedPageBreak/>
               <w:t>. CENTRAL REGULADORA DO PROCEDIMENTO</w:t>
             </w:r>
             <w:r>
@@ -2523,13 +2518,10 @@
             <w:r>
               <w:rPr>
                 <w:rFonts w:ascii="Segoe UI" w:hAnsi="Segoe UI" w:cs="Segoe UI"/>
-                <w:b/>
-                <w:bCs/>
-                <w:color w:val="FF0000"/>
-                <w:sz w:val="24"/>
-                <w:szCs w:val="24"/>
-              </w:rPr>
-              <w:t>Nome/Central</w:t>
+                <w:sz w:val="24"/>
+                <w:szCs w:val="24"/>
+              </w:rPr>
+              <w:t>{{CENTRAL}}</w:t>
             </w:r>
           </w:p>
           <w:p>
@@ -3139,31 +3131,7 @@
                 <w:sz w:val="24"/>
                 <w:szCs w:val="24"/>
               </w:rPr>
-              <w:t>{{</w:t>
-            </w:r>
-            <w:proofErr w:type="gramStart"/>
-            <w:r>
-              <w:rPr>
-                <w:rFonts w:ascii="Segoe UI" w:hAnsi="Segoe UI" w:cs="Segoe UI"/>
-                <w:b/>
-                <w:bCs/>
-                <w:color w:val="FF0000"/>
-                <w:sz w:val="24"/>
-                <w:szCs w:val="24"/>
-              </w:rPr>
-              <w:t>MEDICO</w:t>
-            </w:r>
-            <w:proofErr w:type="gramEnd"/>
-            <w:r>
-              <w:rPr>
-                <w:rFonts w:ascii="Segoe UI" w:hAnsi="Segoe UI" w:cs="Segoe UI"/>
-                <w:b/>
-                <w:bCs/>
-                <w:color w:val="FF0000"/>
-                <w:sz w:val="24"/>
-                <w:szCs w:val="24"/>
-              </w:rPr>
-              <w:t>}} (CRM/DF {{CRM}})</w:t>
+              <w:t>{{MEDICO}} (CRM/DF {{CRM}})</w:t>
             </w:r>
             <w:r>
               <w:rPr>
@@ -3597,31 +3565,7 @@
                 <w:sz w:val="24"/>
                 <w:szCs w:val="24"/>
               </w:rPr>
-              <w:t>{{</w:t>
-            </w:r>
-            <w:proofErr w:type="gramStart"/>
-            <w:r>
-              <w:rPr>
-                <w:rFonts w:ascii="Segoe UI" w:hAnsi="Segoe UI" w:cs="Segoe UI"/>
-                <w:b/>
-                <w:bCs/>
-                <w:color w:val="FF0000"/>
-                <w:sz w:val="24"/>
-                <w:szCs w:val="24"/>
-              </w:rPr>
-              <w:t>MEDICO</w:t>
-            </w:r>
-            <w:proofErr w:type="gramEnd"/>
-            <w:r>
-              <w:rPr>
-                <w:rFonts w:ascii="Segoe UI" w:hAnsi="Segoe UI" w:cs="Segoe UI"/>
-                <w:b/>
-                <w:bCs/>
-                <w:color w:val="FF0000"/>
-                <w:sz w:val="24"/>
-                <w:szCs w:val="24"/>
-              </w:rPr>
-              <w:t>}} (CRM/DF {{CRM}})</w:t>
+              <w:t>{{MEDICO}} (CRM/DF {{CRM}})</w:t>
             </w:r>
             <w:r>
               <w:rPr>
@@ -4560,17 +4504,7 @@
           <w:sz w:val="24"/>
           <w:szCs w:val="24"/>
         </w:rPr>
-        <w:t xml:space="preserve">É possível informar quantas pessoas atualmente aguardam o acesso a essa(s) mesma(s) providência(s)? Caso existam múltiplas filas de espera, agrupadas de acordo com a classificação de risco/prioridade (risco vermelho/emergência, </w:t>
-      </w:r>
-      <w:r>
-        <w:rPr>
-          <w:rFonts w:ascii="Segoe UI" w:hAnsi="Segoe UI" w:cs="Segoe UI"/>
-          <w:bCs/>
-          <w:sz w:val="24"/>
-          <w:szCs w:val="24"/>
-        </w:rPr>
-        <w:lastRenderedPageBreak/>
-        <w:t>amarelo/urgente, verde/não urgente, azul/ eletivo etc.), quantas pessoas aguardam em cada uma das filas de espera?</w:t>
+        <w:t>É possível informar quantas pessoas atualmente aguardam o acesso a essa(s) mesma(s) providência(s)? Caso existam múltiplas filas de espera, agrupadas de acordo com a classificação de risco/prioridade (risco vermelho/emergência, amarelo/urgente, verde/não urgente, azul/ eletivo etc.), quantas pessoas aguardam em cada uma das filas de espera?</w:t>
       </w:r>
     </w:p>
     <w:p>
@@ -4594,6 +4528,7 @@
           <w:sz w:val="24"/>
           <w:szCs w:val="24"/>
         </w:rPr>
+        <w:lastRenderedPageBreak/>
         <w:t>(</w:t>
       </w:r>
       <w:r>
@@ -5130,16 +5065,7 @@
           <w:sz w:val="24"/>
           <w:szCs w:val="24"/>
         </w:rPr>
-        <w:t xml:space="preserve">O art. 54, inc. I, da Lei Complementar Distrital n. 828/2010, assevera que os Defensores Públicos do Distrito Federal, no exercício de seus cargos, podem: “requisitar a órgãos e entidades da Administração Pública direta e indireta, expedição ou remessa, no prazo que fixarem, de certidões, atestados e demais documentos que contenham dados, esclarecimentos ou informações públicas, ou particulares de acesso público”, bem como “a realização de perícias, inclusive vistorias, </w:t>
-      </w:r>
-      <w:r>
-        <w:rPr>
-          <w:rFonts w:ascii="Segoe UI" w:hAnsi="Segoe UI" w:cs="Segoe UI"/>
-          <w:sz w:val="24"/>
-          <w:szCs w:val="24"/>
-        </w:rPr>
-        <w:lastRenderedPageBreak/>
-        <w:t>avaliações e exames, e demais diligências que forem necessárias à defesa dos interesses que lhes cabe patrocinar”</w:t>
+        <w:t>O art. 54, inc. I, da Lei Complementar Distrital n. 828/2010, assevera que os Defensores Públicos do Distrito Federal, no exercício de seus cargos, podem: “requisitar a órgãos e entidades da Administração Pública direta e indireta, expedição ou remessa, no prazo que fixarem, de certidões, atestados e demais documentos que contenham dados, esclarecimentos ou informações públicas, ou particulares de acesso público”, bem como “a realização de perícias, inclusive vistorias, avaliações e exames, e demais diligências que forem necessárias à defesa dos interesses que lhes cabe patrocinar”</w:t>
       </w:r>
       <w:r>
         <w:rPr>
@@ -5181,6 +5107,7 @@
           <w:sz w:val="24"/>
           <w:szCs w:val="24"/>
         </w:rPr>
+        <w:lastRenderedPageBreak/>
         <w:t>IV.</w:t>
       </w:r>
       <w:r>
